--- a/COSC_4337_Final_Report.docx
+++ b/COSC_4337_Final_Report.docx
@@ -835,7 +835,7 @@
                 <w:noProof/>
               </w:rPr>
               <w:drawing>
-                <wp:inline distT="0" distB="0" distL="0" distR="0" wp14:anchorId="06071CF1" wp14:editId="137E98BB">
+                <wp:inline distT="0" distB="0" distL="0" distR="0" wp14:anchorId="06071CF1" wp14:editId="69B4BBEA">
                   <wp:extent cx="2194560" cy="1975524"/>
                   <wp:effectExtent l="0" t="0" r="0" b="5715"/>
                   <wp:docPr id="128862411" name="Picture 4"/>
@@ -1383,7 +1383,7 @@
                 <w:noProof/>
               </w:rPr>
               <w:drawing>
-                <wp:inline distT="0" distB="0" distL="0" distR="0" wp14:anchorId="5F32DECC" wp14:editId="35E0FE0A">
+                <wp:inline distT="0" distB="0" distL="0" distR="0" wp14:anchorId="5F32DECC" wp14:editId="46F2BFCB">
                   <wp:extent cx="4410075" cy="2000250"/>
                   <wp:effectExtent l="0" t="0" r="9525" b="0"/>
                   <wp:docPr id="1961050718" name="Picture 1"/>
@@ -1722,99 +1722,85 @@
         </w:rPr>
         <w:t xml:space="preserve"> 4 was partially frozen, limiting the number of </w:t>
       </w:r>
+      <w:r>
+        <w:rPr>
+          <w:rFonts w:ascii="Times New Roman" w:hAnsi="Times New Roman" w:cs="Times New Roman"/>
+        </w:rPr>
+        <w:t>trainable</w:t>
+      </w:r>
+      <w:r>
+        <w:rPr>
+          <w:rFonts w:ascii="Times New Roman" w:hAnsi="Times New Roman" w:cs="Times New Roman"/>
+        </w:rPr>
+        <w:t xml:space="preserve"> parameters to reduce overfitting on the relatively small training set. </w:t>
+      </w:r>
+    </w:p>
+    <w:p>
+      <w:pPr>
+        <w:rPr>
+          <w:rFonts w:ascii="Times New Roman" w:hAnsi="Times New Roman" w:cs="Times New Roman"/>
+          <w:b/>
+          <w:bCs/>
+          <w:u w:val="single"/>
+        </w:rPr>
+      </w:pPr>
+      <w:r>
+        <w:rPr>
+          <w:rFonts w:ascii="Times New Roman" w:hAnsi="Times New Roman" w:cs="Times New Roman"/>
+          <w:b/>
+          <w:bCs/>
+          <w:u w:val="single"/>
+        </w:rPr>
+        <w:t>Class Imbalance &amp; Loss Weighting</w:t>
+      </w:r>
+    </w:p>
+    <w:p>
+      <w:pPr>
+        <w:rPr>
+          <w:rFonts w:ascii="Times New Roman" w:hAnsi="Times New Roman" w:cs="Times New Roman"/>
+        </w:rPr>
+      </w:pPr>
+      <w:r>
+        <w:rPr>
+          <w:rFonts w:ascii="Times New Roman" w:hAnsi="Times New Roman" w:cs="Times New Roman"/>
+        </w:rPr>
+        <w:t xml:space="preserve">The training data </w:t>
+      </w:r>
+      <w:r>
+        <w:rPr>
+          <w:rFonts w:ascii="Times New Roman" w:hAnsi="Times New Roman" w:cs="Times New Roman"/>
+        </w:rPr>
+        <w:t>constrained</w:t>
+      </w:r>
+      <w:r>
+        <w:rPr>
+          <w:rFonts w:ascii="Times New Roman" w:hAnsi="Times New Roman" w:cs="Times New Roman"/>
+        </w:rPr>
+        <w:t xml:space="preserve"> significantly more bacterial samples than Viral, and Normal cases were underrepresented </w:t>
+      </w:r>
+      <w:r>
+        <w:rPr>
+          <w:rFonts w:ascii="Times New Roman" w:hAnsi="Times New Roman" w:cs="Times New Roman"/>
+        </w:rPr>
+        <w:t>relative</w:t>
+      </w:r>
+      <w:r>
+        <w:rPr>
+          <w:rFonts w:ascii="Times New Roman" w:hAnsi="Times New Roman" w:cs="Times New Roman"/>
+        </w:rPr>
+        <w:t xml:space="preserve"> to both. To handle this, class weights were applied to the </w:t>
+      </w:r>
       <w:proofErr w:type="spellStart"/>
       <w:r>
         <w:rPr>
           <w:rFonts w:ascii="Times New Roman" w:hAnsi="Times New Roman" w:cs="Times New Roman"/>
         </w:rPr>
-        <w:t>trinable</w:t>
+        <w:t>CrossEntropyLoss</w:t>
       </w:r>
       <w:proofErr w:type="spellEnd"/>
       <w:r>
         <w:rPr>
           <w:rFonts w:ascii="Times New Roman" w:hAnsi="Times New Roman" w:cs="Times New Roman"/>
-        </w:rPr>
-        <w:t xml:space="preserve"> parameters to reduce overfitting on the relatively small training set. </w:t>
-      </w:r>
-    </w:p>
-    <w:p>
-      <w:pPr>
-        <w:rPr>
-          <w:rFonts w:ascii="Times New Roman" w:hAnsi="Times New Roman" w:cs="Times New Roman"/>
-          <w:b/>
-          <w:bCs/>
-          <w:u w:val="single"/>
-        </w:rPr>
-      </w:pPr>
-      <w:r>
-        <w:rPr>
-          <w:rFonts w:ascii="Times New Roman" w:hAnsi="Times New Roman" w:cs="Times New Roman"/>
-          <w:b/>
-          <w:bCs/>
-          <w:u w:val="single"/>
-        </w:rPr>
-        <w:t>Class Imbalance &amp; Loss Weighting</w:t>
-      </w:r>
-    </w:p>
-    <w:p>
-      <w:pPr>
-        <w:rPr>
-          <w:rFonts w:ascii="Times New Roman" w:hAnsi="Times New Roman" w:cs="Times New Roman"/>
-          <w:u w:val="single"/>
-        </w:rPr>
-      </w:pPr>
-      <w:r>
-        <w:rPr>
-          <w:rFonts w:ascii="Times New Roman" w:hAnsi="Times New Roman" w:cs="Times New Roman"/>
-          <w:u w:val="single"/>
-        </w:rPr>
-        <w:t xml:space="preserve">The training data </w:t>
-      </w:r>
-      <w:proofErr w:type="spellStart"/>
-      <w:r>
-        <w:rPr>
-          <w:rFonts w:ascii="Times New Roman" w:hAnsi="Times New Roman" w:cs="Times New Roman"/>
-          <w:u w:val="single"/>
-        </w:rPr>
-        <w:t>contrained</w:t>
-      </w:r>
-      <w:proofErr w:type="spellEnd"/>
-      <w:r>
-        <w:rPr>
-          <w:rFonts w:ascii="Times New Roman" w:hAnsi="Times New Roman" w:cs="Times New Roman"/>
-          <w:u w:val="single"/>
-        </w:rPr>
-        <w:t xml:space="preserve"> significantly more bacterial samples than Viral, and Normal cases were underrepresented </w:t>
-      </w:r>
-      <w:proofErr w:type="spellStart"/>
-      <w:r>
-        <w:rPr>
-          <w:rFonts w:ascii="Times New Roman" w:hAnsi="Times New Roman" w:cs="Times New Roman"/>
-          <w:u w:val="single"/>
-        </w:rPr>
-        <w:t>relatie</w:t>
-      </w:r>
-      <w:proofErr w:type="spellEnd"/>
-      <w:r>
-        <w:rPr>
-          <w:rFonts w:ascii="Times New Roman" w:hAnsi="Times New Roman" w:cs="Times New Roman"/>
-          <w:u w:val="single"/>
-        </w:rPr>
-        <w:t xml:space="preserve"> to both. To handle this, class weights were applied to the </w:t>
-      </w:r>
-      <w:proofErr w:type="spellStart"/>
-      <w:r>
-        <w:rPr>
-          <w:rFonts w:ascii="Times New Roman" w:hAnsi="Times New Roman" w:cs="Times New Roman"/>
-          <w:u w:val="single"/>
-        </w:rPr>
-        <w:t>CrossEntropyLoss</w:t>
-      </w:r>
-      <w:proofErr w:type="spellEnd"/>
-      <w:r>
-        <w:rPr>
-          <w:rFonts w:ascii="Times New Roman" w:hAnsi="Times New Roman" w:cs="Times New Roman"/>
-          <w:u w:val="single"/>
         </w:rPr>
         <w:t xml:space="preserve"> function. Seven training attempts were ran with varying weight configurations. Early iterations using weights close to 1:3:1 (</w:t>
       </w:r>
@@ -1823,7 +1809,6 @@
       <w:r>
         <w:rPr>
           <w:rFonts w:ascii="Times New Roman" w:hAnsi="Times New Roman" w:cs="Times New Roman"/>
-          <w:u w:val="single"/>
         </w:rPr>
         <w:t>Bacterial:Normal</w:t>
       </w:r>
@@ -1831,7 +1816,6 @@
       <w:r>
         <w:rPr>
           <w:rFonts w:ascii="Times New Roman" w:hAnsi="Times New Roman" w:cs="Times New Roman"/>
-          <w:u w:val="single"/>
         </w:rPr>
         <w:t>:Viral</w:t>
       </w:r>
@@ -1839,23 +1823,40 @@
       <w:r>
         <w:rPr>
           <w:rFonts w:ascii="Times New Roman" w:hAnsi="Times New Roman" w:cs="Times New Roman"/>
-          <w:u w:val="single"/>
         </w:rPr>
         <w:t xml:space="preserve">) achieved around 70% </w:t>
       </w:r>
-      <w:proofErr w:type="spellStart"/>
-      <w:r>
-        <w:rPr>
-          <w:rFonts w:ascii="Times New Roman" w:hAnsi="Times New Roman" w:cs="Times New Roman"/>
-          <w:u w:val="single"/>
-        </w:rPr>
-        <w:t>vadiation</w:t>
-      </w:r>
-      <w:proofErr w:type="spellEnd"/>
-      <w:r>
-        <w:rPr>
-          <w:rFonts w:ascii="Times New Roman" w:hAnsi="Times New Roman" w:cs="Times New Roman"/>
-          <w:u w:val="single"/>
+      <w:r>
+        <w:rPr>
+          <w:rFonts w:ascii="Times New Roman" w:hAnsi="Times New Roman" w:cs="Times New Roman"/>
+        </w:rPr>
+        <w:t xml:space="preserve">validation </w:t>
+      </w:r>
+      <w:proofErr w:type="gramStart"/>
+      <w:r>
+        <w:rPr>
+          <w:rFonts w:ascii="Times New Roman" w:hAnsi="Times New Roman" w:cs="Times New Roman"/>
+        </w:rPr>
+        <w:t>accuracy, but</w:t>
+      </w:r>
+      <w:proofErr w:type="gramEnd"/>
+      <w:r>
+        <w:rPr>
+          <w:rFonts w:ascii="Times New Roman" w:hAnsi="Times New Roman" w:cs="Times New Roman"/>
+        </w:rPr>
+        <w:t xml:space="preserve"> exhibited consistent overfitting. Increasing the Normal weight progressively reduced overfitting and improved overall accuracy. The final configuration used weights of </w:t>
+      </w:r>
+      <w:proofErr w:type="gramStart"/>
+      <w:r>
+        <w:rPr>
+          <w:rFonts w:ascii="Times New Roman" w:hAnsi="Times New Roman" w:cs="Times New Roman"/>
+        </w:rPr>
+        <w:t>0.7 :</w:t>
+      </w:r>
+      <w:proofErr w:type="gramEnd"/>
+      <w:r>
+        <w:rPr>
+          <w:rFonts w:ascii="Times New Roman" w:hAnsi="Times New Roman" w:cs="Times New Roman"/>
         </w:rPr>
         <w:t xml:space="preserve"> </w:t>
       </w:r>
@@ -1863,47 +1864,13 @@
       <w:r>
         <w:rPr>
           <w:rFonts w:ascii="Times New Roman" w:hAnsi="Times New Roman" w:cs="Times New Roman"/>
-          <w:u w:val="single"/>
-        </w:rPr>
-        <w:t>accuracy, but</w:t>
+        </w:rPr>
+        <w:t>7.0 :</w:t>
       </w:r>
       <w:proofErr w:type="gramEnd"/>
       <w:r>
         <w:rPr>
           <w:rFonts w:ascii="Times New Roman" w:hAnsi="Times New Roman" w:cs="Times New Roman"/>
-          <w:u w:val="single"/>
-        </w:rPr>
-        <w:t xml:space="preserve"> exhibited consistent overfitting. Increasing the Normal weight progressively reduced overfitting and improved overall accuracy. The final configuration used weights of </w:t>
-      </w:r>
-      <w:proofErr w:type="gramStart"/>
-      <w:r>
-        <w:rPr>
-          <w:rFonts w:ascii="Times New Roman" w:hAnsi="Times New Roman" w:cs="Times New Roman"/>
-          <w:u w:val="single"/>
-        </w:rPr>
-        <w:t>0.7 :</w:t>
-      </w:r>
-      <w:proofErr w:type="gramEnd"/>
-      <w:r>
-        <w:rPr>
-          <w:rFonts w:ascii="Times New Roman" w:hAnsi="Times New Roman" w:cs="Times New Roman"/>
-          <w:u w:val="single"/>
-        </w:rPr>
-        <w:t xml:space="preserve"> </w:t>
-      </w:r>
-      <w:proofErr w:type="gramStart"/>
-      <w:r>
-        <w:rPr>
-          <w:rFonts w:ascii="Times New Roman" w:hAnsi="Times New Roman" w:cs="Times New Roman"/>
-          <w:u w:val="single"/>
-        </w:rPr>
-        <w:t>7.0 :</w:t>
-      </w:r>
-      <w:proofErr w:type="gramEnd"/>
-      <w:r>
-        <w:rPr>
-          <w:rFonts w:ascii="Times New Roman" w:hAnsi="Times New Roman" w:cs="Times New Roman"/>
-          <w:u w:val="single"/>
         </w:rPr>
         <w:t xml:space="preserve"> 0.4, which produced the best generalization </w:t>
       </w:r>
@@ -3012,42 +2979,36 @@
         </w:rPr>
         <w:t xml:space="preserve">Model 2 </w:t>
       </w:r>
-      <w:proofErr w:type="spellStart"/>
-      <w:r>
-        <w:rPr>
-          <w:rFonts w:ascii="Times New Roman" w:hAnsi="Times New Roman" w:cs="Times New Roman"/>
-        </w:rPr>
-        <w:t>demostrated</w:t>
-      </w:r>
-      <w:proofErr w:type="spellEnd"/>
+      <w:r>
+        <w:rPr>
+          <w:rFonts w:ascii="Times New Roman" w:hAnsi="Times New Roman" w:cs="Times New Roman"/>
+        </w:rPr>
+        <w:t>demonstrated</w:t>
+      </w:r>
       <w:r>
         <w:rPr>
           <w:rFonts w:ascii="Times New Roman" w:hAnsi="Times New Roman" w:cs="Times New Roman"/>
         </w:rPr>
         <w:t xml:space="preserve"> that iterative tuning of class weights is a practical and effective strategy for addressing </w:t>
       </w:r>
-      <w:proofErr w:type="spellStart"/>
-      <w:r>
-        <w:rPr>
-          <w:rFonts w:ascii="Times New Roman" w:hAnsi="Times New Roman" w:cs="Times New Roman"/>
-        </w:rPr>
-        <w:t>servere</w:t>
-      </w:r>
-      <w:proofErr w:type="spellEnd"/>
+      <w:r>
+        <w:rPr>
+          <w:rFonts w:ascii="Times New Roman" w:hAnsi="Times New Roman" w:cs="Times New Roman"/>
+        </w:rPr>
+        <w:t>severe</w:t>
+      </w:r>
       <w:r>
         <w:rPr>
           <w:rFonts w:ascii="Times New Roman" w:hAnsi="Times New Roman" w:cs="Times New Roman"/>
         </w:rPr>
         <w:t xml:space="preserve"> class imbalance in medical image classification. By progressively adjusting the loss weight across seven training attempts, the model improved from 70% to 85.6% validation accuracy while eliminating overfitting. Although Viral Pneumonia remained the most </w:t>
       </w:r>
-      <w:proofErr w:type="spellStart"/>
-      <w:r>
-        <w:rPr>
-          <w:rFonts w:ascii="Times New Roman" w:hAnsi="Times New Roman" w:cs="Times New Roman"/>
-        </w:rPr>
-        <w:t>challending</w:t>
-      </w:r>
-      <w:proofErr w:type="spellEnd"/>
+      <w:r>
+        <w:rPr>
+          <w:rFonts w:ascii="Times New Roman" w:hAnsi="Times New Roman" w:cs="Times New Roman"/>
+        </w:rPr>
+        <w:t>challenging</w:t>
+      </w:r>
       <w:r>
         <w:rPr>
           <w:rFonts w:ascii="Times New Roman" w:hAnsi="Times New Roman" w:cs="Times New Roman"/>
